--- a/static/file_template/rental_contract_template.docx
+++ b/static/file_template/rental_contract_template.docx
@@ -145,7 +145,7 @@
           <w:vertAlign w:val="baseline"/>
           <w:rtl w:val="0"/>
         </w:rPr>
-        <w:t xml:space="preserve"> 125 /HĐKT/XDMT – TLP</w:t>
+        <w:t xml:space="preserve"> {{contract_number}}</w:t>
       </w:r>
       <w:r>
         <w:rPr>
